--- a/template_meta.docx
+++ b/template_meta.docx
@@ -732,33 +732,8 @@
                 <w:szCs w:val="24"/>
                 <w:lang w:val="en-US"/>
               </w:rPr>
-              <w:t>{data}</w:t>
-            </w:r>
-            <w:r>
-              <w:rPr>
-                <w:rFonts w:ascii="Times New Roman" w:eastAsia="Courier New" w:hAnsi="Times New Roman" w:cs="Times New Roman"/>
-                <w:b/>
-                <w:sz w:val="24"/>
-                <w:szCs w:val="24"/>
-                <w:lang w:val="kk-KZ"/>
-              </w:rPr>
-              <w:t xml:space="preserve"> ж./г.</w:t>
-            </w:r>
-          </w:p>
-          <w:p>
-            <w:pPr>
-              <w:tabs>
-                <w:tab w:val="left" w:pos="142"/>
-              </w:tabs>
-              <w:jc w:val="both"/>
-              <w:rPr>
-                <w:rFonts w:ascii="Times New Roman" w:eastAsia="Courier New" w:hAnsi="Times New Roman" w:cs="Times New Roman"/>
-                <w:b/>
-                <w:sz w:val="24"/>
-                <w:szCs w:val="24"/>
-                <w:lang w:val="kk-KZ"/>
-              </w:rPr>
-            </w:pPr>
+              <w:t>{{lesson_date}}</w:t>
+            </w:r>
           </w:p>
         </w:tc>
       </w:tr>
@@ -2081,8 +2056,7 @@
                 <w:szCs w:val="24"/>
                 <w:lang w:val="kk-KZ" w:eastAsia="ru-RU"/>
               </w:rPr>
-              <w:lastRenderedPageBreak/>
-              <w:t>Объяснительно-иллюстративный</w:t>
+              <w:t>{explanatory_method_label}</w:t>
             </w:r>
             <w:proofErr w:type="spellEnd"/>
             <w:r>
@@ -2094,7 +2068,7 @@
                 <w:szCs w:val="24"/>
                 <w:lang w:val="kk-KZ" w:eastAsia="ru-RU"/>
               </w:rPr>
-              <w:t xml:space="preserve"> метод:</w:t>
+              <w:t>:</w:t>
             </w:r>
             <w:r>
               <w:rPr>
@@ -2154,7 +2128,7 @@
                 <w:szCs w:val="24"/>
                 <w:lang w:val="kk-KZ" w:eastAsia="ru-RU"/>
               </w:rPr>
-              <w:t>Практическое</w:t>
+              <w:t>{practical_task_label}</w:t>
             </w:r>
             <w:proofErr w:type="spellEnd"/>
             <w:r>
@@ -2166,7 +2140,6 @@
                 <w:szCs w:val="24"/>
                 <w:lang w:val="kk-KZ" w:eastAsia="ru-RU"/>
               </w:rPr>
-              <w:t xml:space="preserve"> </w:t>
             </w:r>
             <w:proofErr w:type="spellStart"/>
             <w:r>
@@ -2178,7 +2151,6 @@
                 <w:szCs w:val="24"/>
                 <w:lang w:val="kk-KZ" w:eastAsia="ru-RU"/>
               </w:rPr>
-              <w:t>задание</w:t>
             </w:r>
             <w:proofErr w:type="spellEnd"/>
             <w:r>
@@ -2900,48 +2872,8 @@
                 <w:szCs w:val="24"/>
               </w:rPr>
               <w:t xml:space="preserve">Организационный этап </w:t>
-            </w:r>
-          </w:p>
-          <w:p>
-            <w:pPr>
-              <w:pStyle w:val="a3"/>
-              <w:tabs>
-                <w:tab w:val="left" w:pos="275"/>
-              </w:tabs>
-              <w:ind w:left="0"/>
-              <w:rPr>
-                <w:rFonts w:ascii="Times New Roman" w:hAnsi="Times New Roman" w:cs="Times New Roman"/>
-                <w:b/>
-                <w:sz w:val="24"/>
-                <w:szCs w:val="24"/>
-              </w:rPr>
-            </w:pPr>
-            <w:r>
-              <w:rPr>
-                <w:rFonts w:ascii="Times New Roman" w:hAnsi="Times New Roman" w:cs="Times New Roman"/>
-                <w:b/>
-                <w:sz w:val="24"/>
-                <w:szCs w:val="24"/>
-              </w:rPr>
-              <w:t>(</w:t>
-            </w:r>
-            <w:r>
-              <w:rPr>
-                <w:rFonts w:ascii="Times New Roman" w:hAnsi="Times New Roman" w:cs="Times New Roman"/>
-                <w:b/>
-                <w:sz w:val="24"/>
-                <w:szCs w:val="24"/>
-              </w:rPr>
-              <w:t>5 мин.</w:t>
-            </w:r>
-            <w:r>
-              <w:rPr>
-                <w:rFonts w:ascii="Times New Roman" w:hAnsi="Times New Roman" w:cs="Times New Roman"/>
-                <w:b/>
-                <w:sz w:val="24"/>
-                <w:szCs w:val="24"/>
-              </w:rPr>
-              <w:t>)</w:t>
+              <w:br/>
+              <w:t>({time1} мин.)</w:t>
             </w:r>
           </w:p>
         </w:tc>
@@ -3315,55 +3247,9 @@
                 <w:szCs w:val="24"/>
                 <w:lang w:val="en-US"/>
               </w:rPr>
-              <w:t xml:space="preserve"> </w:t>
-            </w:r>
-            <w:r>
-              <w:rPr>
-                <w:rFonts w:ascii="Times New Roman" w:hAnsi="Times New Roman" w:cs="Times New Roman"/>
-                <w:b/>
-                <w:sz w:val="24"/>
-                <w:szCs w:val="24"/>
-              </w:rPr>
-              <w:t>Актуализация знаний</w:t>
-            </w:r>
-          </w:p>
-          <w:p>
-            <w:pPr>
-              <w:jc w:val="both"/>
-              <w:rPr>
-                <w:rFonts w:ascii="Times New Roman" w:hAnsi="Times New Roman" w:cs="Times New Roman"/>
-                <w:b/>
-                <w:sz w:val="24"/>
-                <w:szCs w:val="24"/>
-                <w:highlight w:val="yellow"/>
-              </w:rPr>
-            </w:pPr>
-            <w:r>
-              <w:rPr>
-                <w:rFonts w:ascii="Times New Roman" w:hAnsi="Times New Roman" w:cs="Times New Roman"/>
-                <w:b/>
-                <w:sz w:val="24"/>
-                <w:szCs w:val="24"/>
-              </w:rPr>
-              <w:t>(</w:t>
-            </w:r>
-            <w:r>
-              <w:rPr>
-                <w:rFonts w:ascii="Times New Roman" w:hAnsi="Times New Roman" w:cs="Times New Roman"/>
-                <w:b/>
-                <w:sz w:val="24"/>
-                <w:szCs w:val="24"/>
-              </w:rPr>
-              <w:t>5 мин.</w:t>
-            </w:r>
-            <w:r>
-              <w:rPr>
-                <w:rFonts w:ascii="Times New Roman" w:hAnsi="Times New Roman" w:cs="Times New Roman"/>
-                <w:b/>
-                <w:sz w:val="24"/>
-                <w:szCs w:val="24"/>
-              </w:rPr>
-              <w:t>)</w:t>
+              <w:t xml:space="preserve"> Актуализация знаний</w:t>
+              <w:br/>
+              <w:t>({time2} мин.)</w:t>
             </w:r>
           </w:p>
         </w:tc>
@@ -3432,55 +3318,9 @@
                 <w:szCs w:val="24"/>
                 <w:lang w:val="en-US"/>
               </w:rPr>
-              <w:t>III</w:t>
-            </w:r>
-            <w:r>
-              <w:rPr>
-                <w:rFonts w:ascii="Times New Roman" w:hAnsi="Times New Roman" w:cs="Times New Roman"/>
-                <w:b/>
-                <w:sz w:val="24"/>
-                <w:szCs w:val="24"/>
-              </w:rPr>
-              <w:t>. Формирование новых знаний и способов деятельности</w:t>
-            </w:r>
-          </w:p>
-          <w:p>
-            <w:pPr>
-              <w:jc w:val="both"/>
-              <w:rPr>
-                <w:rFonts w:ascii="Times New Roman" w:hAnsi="Times New Roman" w:cs="Times New Roman"/>
-                <w:b/>
-                <w:sz w:val="24"/>
-                <w:szCs w:val="24"/>
-                <w:highlight w:val="yellow"/>
-              </w:rPr>
-            </w:pPr>
-            <w:r>
-              <w:rPr>
-                <w:rFonts w:ascii="Times New Roman" w:hAnsi="Times New Roman" w:cs="Times New Roman"/>
-                <w:b/>
-                <w:sz w:val="24"/>
-                <w:szCs w:val="24"/>
-              </w:rPr>
-              <w:t>(</w:t>
-            </w:r>
-            <w:r>
-              <w:rPr>
-                <w:rFonts w:ascii="Times New Roman" w:hAnsi="Times New Roman" w:cs="Times New Roman"/>
-                <w:b/>
-                <w:sz w:val="24"/>
-                <w:szCs w:val="24"/>
-              </w:rPr>
-              <w:t>20 мин.</w:t>
-            </w:r>
-            <w:r>
-              <w:rPr>
-                <w:rFonts w:ascii="Times New Roman" w:hAnsi="Times New Roman" w:cs="Times New Roman"/>
-                <w:b/>
-                <w:sz w:val="24"/>
-                <w:szCs w:val="24"/>
-              </w:rPr>
-              <w:t>)</w:t>
+              <w:t>III. Формирование новых знаний и способов деятельности</w:t>
+              <w:br/>
+              <w:t>({time3} мин.)</w:t>
             </w:r>
           </w:p>
         </w:tc>
@@ -3560,84 +3400,11 @@
                 <w:szCs w:val="24"/>
                 <w:lang w:val="en-US"/>
               </w:rPr>
-              <w:t>I</w:t>
-            </w:r>
-            <w:r>
-              <w:rPr>
-                <w:rFonts w:ascii="Times New Roman" w:hAnsi="Times New Roman" w:cs="Times New Roman"/>
-                <w:b/>
-                <w:sz w:val="24"/>
-                <w:szCs w:val="24"/>
-              </w:rPr>
-              <w:t xml:space="preserve">V. </w:t>
-            </w:r>
-            <w:r>
-              <w:rPr>
-                <w:rFonts w:ascii="Times New Roman" w:eastAsia="Times New Roman" w:hAnsi="Times New Roman" w:cs="Times New Roman"/>
-                <w:b/>
-                <w:sz w:val="24"/>
-                <w:szCs w:val="24"/>
-                <w:lang w:eastAsia="ru-RU"/>
-              </w:rPr>
-              <w:t>Применение. Формирование умений и навыков.</w:t>
-            </w:r>
-          </w:p>
-          <w:p>
-            <w:pPr>
-              <w:tabs>
-                <w:tab w:val="left" w:pos="284"/>
-              </w:tabs>
-              <w:rPr>
-                <w:rFonts w:ascii="Times New Roman" w:eastAsia="Times New Roman" w:hAnsi="Times New Roman" w:cs="Times New Roman"/>
-                <w:b/>
-                <w:sz w:val="24"/>
-                <w:szCs w:val="24"/>
-                <w:lang w:eastAsia="ru-RU"/>
-              </w:rPr>
-            </w:pPr>
-            <w:r>
-              <w:rPr>
-                <w:rFonts w:ascii="Times New Roman" w:eastAsia="Times New Roman" w:hAnsi="Times New Roman" w:cs="Times New Roman"/>
-                <w:b/>
-                <w:sz w:val="24"/>
-                <w:szCs w:val="24"/>
-                <w:lang w:eastAsia="ru-RU"/>
-              </w:rPr>
-              <w:t>(</w:t>
-            </w:r>
-            <w:r>
-              <w:rPr>
-                <w:rFonts w:ascii="Times New Roman" w:eastAsia="Times New Roman" w:hAnsi="Times New Roman" w:cs="Times New Roman"/>
-                <w:b/>
-                <w:sz w:val="24"/>
-                <w:szCs w:val="24"/>
-                <w:lang w:eastAsia="ru-RU"/>
-              </w:rPr>
-              <w:t>20 мин.</w:t>
-            </w:r>
-            <w:r>
-              <w:rPr>
-                <w:rFonts w:ascii="Times New Roman" w:eastAsia="Times New Roman" w:hAnsi="Times New Roman" w:cs="Times New Roman"/>
-                <w:b/>
-                <w:sz w:val="24"/>
-                <w:szCs w:val="24"/>
-                <w:lang w:eastAsia="ru-RU"/>
-              </w:rPr>
-              <w:t>)</w:t>
-            </w:r>
-          </w:p>
-          <w:p>
-            <w:pPr>
-              <w:jc w:val="both"/>
-              <w:rPr>
-                <w:rFonts w:ascii="Times New Roman" w:hAnsi="Times New Roman" w:cs="Times New Roman"/>
-                <w:b/>
-                <w:sz w:val="24"/>
-                <w:szCs w:val="24"/>
-                <w:highlight w:val="yellow"/>
-                <w:lang w:val="kk-KZ"/>
-              </w:rPr>
-            </w:pPr>
+              <w:t>IV. Применение. Формирование умений и навыков.</w:t>
+              <w:br/>
+              <w:t>({time4} мин.)</w:t>
+              <w:br/>
+            </w:r>
           </w:p>
         </w:tc>
         <w:tc>
@@ -3722,64 +3489,9 @@
                 <w:szCs w:val="24"/>
                 <w:lang w:val="en-US"/>
               </w:rPr>
-              <w:t>VI</w:t>
-            </w:r>
-            <w:r>
-              <w:rPr>
-                <w:rFonts w:ascii="Times New Roman" w:hAnsi="Times New Roman" w:cs="Times New Roman"/>
-                <w:b/>
-                <w:sz w:val="24"/>
-                <w:szCs w:val="24"/>
-              </w:rPr>
-              <w:t>. Этап информации</w:t>
-            </w:r>
-          </w:p>
-          <w:p>
-            <w:pPr>
-              <w:rPr>
-                <w:rFonts w:ascii="Times New Roman" w:hAnsi="Times New Roman" w:cs="Times New Roman"/>
-                <w:b/>
-                <w:sz w:val="24"/>
-                <w:szCs w:val="24"/>
-              </w:rPr>
-            </w:pPr>
-            <w:r>
-              <w:rPr>
-                <w:rFonts w:ascii="Times New Roman" w:hAnsi="Times New Roman" w:cs="Times New Roman"/>
-                <w:b/>
-                <w:sz w:val="24"/>
-                <w:szCs w:val="24"/>
-              </w:rPr>
-              <w:t xml:space="preserve"> о домашнем задании                       </w:t>
-            </w:r>
-            <w:proofErr w:type="gramStart"/>
-            <w:r>
-              <w:rPr>
-                <w:rFonts w:ascii="Times New Roman" w:hAnsi="Times New Roman" w:cs="Times New Roman"/>
-                <w:b/>
-                <w:sz w:val="24"/>
-                <w:szCs w:val="24"/>
-              </w:rPr>
-              <w:t xml:space="preserve">   (</w:t>
-            </w:r>
-            <w:proofErr w:type="gramEnd"/>
-            <w:r>
-              <w:rPr>
-                <w:rFonts w:ascii="Times New Roman" w:hAnsi="Times New Roman" w:cs="Times New Roman"/>
-                <w:b/>
-                <w:sz w:val="24"/>
-                <w:szCs w:val="24"/>
-              </w:rPr>
-              <w:t>5 мин.</w:t>
-            </w:r>
-            <w:r>
-              <w:rPr>
-                <w:rFonts w:ascii="Times New Roman" w:hAnsi="Times New Roman" w:cs="Times New Roman"/>
-                <w:b/>
-                <w:sz w:val="24"/>
-                <w:szCs w:val="24"/>
-              </w:rPr>
-              <w:t>)</w:t>
+              <w:t>VI. Этап информации</w:t>
+              <w:br/>
+              <w:t xml:space="preserve"> о домашнем задании                          ({time5} мин.)</w:t>
             </w:r>
           </w:p>
         </w:tc>
@@ -3853,144 +3565,18 @@
                 <w:szCs w:val="24"/>
                 <w:lang w:val="en-US"/>
               </w:rPr>
-              <w:t>VII</w:t>
-            </w:r>
-            <w:r>
-              <w:rPr>
-                <w:rFonts w:ascii="Times New Roman" w:hAnsi="Times New Roman" w:cs="Times New Roman"/>
-                <w:b/>
-                <w:sz w:val="24"/>
-                <w:szCs w:val="24"/>
-              </w:rPr>
-              <w:t>.</w:t>
+              <w:t>VII.Подведение итогов урока / оценивание                        ({time6} мин.)</w:t>
             </w:r>
             <w:proofErr w:type="spellStart"/>
-            <w:r>
-              <w:rPr>
-                <w:rFonts w:ascii="Times New Roman" w:hAnsi="Times New Roman" w:cs="Times New Roman"/>
-                <w:b/>
-                <w:sz w:val="24"/>
-                <w:szCs w:val="24"/>
-                <w:lang w:val="kk-KZ"/>
-              </w:rPr>
-              <w:t>Подведение</w:t>
-            </w:r>
             <w:proofErr w:type="spellEnd"/>
-            <w:r>
-              <w:rPr>
-                <w:rFonts w:ascii="Times New Roman" w:hAnsi="Times New Roman" w:cs="Times New Roman"/>
-                <w:b/>
-                <w:sz w:val="24"/>
-                <w:szCs w:val="24"/>
-                <w:lang w:val="kk-KZ"/>
-              </w:rPr>
-              <w:t xml:space="preserve"> </w:t>
-            </w:r>
             <w:proofErr w:type="spellStart"/>
-            <w:r>
-              <w:rPr>
-                <w:rFonts w:ascii="Times New Roman" w:hAnsi="Times New Roman" w:cs="Times New Roman"/>
-                <w:b/>
-                <w:sz w:val="24"/>
-                <w:szCs w:val="24"/>
-                <w:lang w:val="kk-KZ"/>
-              </w:rPr>
-              <w:t>итогов</w:t>
-            </w:r>
             <w:proofErr w:type="spellEnd"/>
-            <w:r>
-              <w:rPr>
-                <w:rFonts w:ascii="Times New Roman" w:hAnsi="Times New Roman" w:cs="Times New Roman"/>
-                <w:b/>
-                <w:sz w:val="24"/>
-                <w:szCs w:val="24"/>
-                <w:lang w:val="kk-KZ"/>
-              </w:rPr>
-              <w:t xml:space="preserve"> </w:t>
-            </w:r>
             <w:proofErr w:type="spellStart"/>
-            <w:r>
-              <w:rPr>
-                <w:rFonts w:ascii="Times New Roman" w:hAnsi="Times New Roman" w:cs="Times New Roman"/>
-                <w:b/>
-                <w:sz w:val="24"/>
-                <w:szCs w:val="24"/>
-                <w:lang w:val="kk-KZ"/>
-              </w:rPr>
-              <w:t>урока</w:t>
-            </w:r>
             <w:proofErr w:type="spellEnd"/>
-            <w:r>
-              <w:rPr>
-                <w:rFonts w:ascii="Times New Roman" w:hAnsi="Times New Roman" w:cs="Times New Roman"/>
-                <w:b/>
-                <w:sz w:val="24"/>
-                <w:szCs w:val="24"/>
-                <w:lang w:val="kk-KZ"/>
-              </w:rPr>
-              <w:t xml:space="preserve"> / </w:t>
-            </w:r>
             <w:proofErr w:type="spellStart"/>
-            <w:r>
-              <w:rPr>
-                <w:rFonts w:ascii="Times New Roman" w:hAnsi="Times New Roman" w:cs="Times New Roman"/>
-                <w:b/>
-                <w:sz w:val="24"/>
-                <w:szCs w:val="24"/>
-                <w:lang w:val="kk-KZ"/>
-              </w:rPr>
-              <w:t>оценивание</w:t>
-            </w:r>
             <w:proofErr w:type="spellEnd"/>
-            <w:r>
-              <w:rPr>
-                <w:rFonts w:ascii="Times New Roman" w:hAnsi="Times New Roman" w:cs="Times New Roman"/>
-                <w:b/>
-                <w:sz w:val="24"/>
-                <w:szCs w:val="24"/>
-                <w:lang w:val="kk-KZ"/>
-              </w:rPr>
-              <w:t xml:space="preserve">                     </w:t>
-            </w:r>
             <w:proofErr w:type="gramStart"/>
-            <w:r>
-              <w:rPr>
-                <w:rFonts w:ascii="Times New Roman" w:hAnsi="Times New Roman" w:cs="Times New Roman"/>
-                <w:b/>
-                <w:sz w:val="24"/>
-                <w:szCs w:val="24"/>
-                <w:lang w:val="kk-KZ"/>
-              </w:rPr>
-              <w:t xml:space="preserve">   </w:t>
-            </w:r>
-            <w:r>
-              <w:rPr>
-                <w:rFonts w:ascii="Times New Roman" w:hAnsi="Times New Roman" w:cs="Times New Roman"/>
-                <w:b/>
-                <w:sz w:val="24"/>
-                <w:szCs w:val="24"/>
-              </w:rPr>
-              <w:t>(</w:t>
-            </w:r>
             <w:proofErr w:type="gramEnd"/>
-            <w:r>
-              <w:rPr>
-                <w:rFonts w:ascii="Times New Roman" w:hAnsi="Times New Roman" w:cs="Times New Roman"/>
-                <w:b/>
-                <w:sz w:val="24"/>
-                <w:szCs w:val="24"/>
-              </w:rPr>
-              <w:t>2 мин.</w:t>
-            </w:r>
-            <w:r>
-              <w:rPr>
-                <w:rFonts w:ascii="Times New Roman" w:hAnsi="Times New Roman" w:cs="Times New Roman"/>
-                <w:b/>
-                <w:sz w:val="24"/>
-                <w:szCs w:val="24"/>
-              </w:rPr>
-              <w:t>)</w:t>
-            </w:r>
           </w:p>
         </w:tc>
         <w:tc>
@@ -4059,66 +3645,10 @@
                 <w:szCs w:val="24"/>
                 <w:lang w:val="en-US"/>
               </w:rPr>
-              <w:t>VIII</w:t>
-            </w:r>
-            <w:r>
-              <w:rPr>
-                <w:rFonts w:ascii="Times New Roman" w:hAnsi="Times New Roman" w:cs="Times New Roman"/>
-                <w:b/>
-                <w:sz w:val="24"/>
-                <w:szCs w:val="24"/>
-              </w:rPr>
-              <w:t xml:space="preserve">. </w:t>
-            </w:r>
-            <w:r>
-              <w:rPr>
-                <w:rFonts w:ascii="Times New Roman" w:hAnsi="Times New Roman" w:cs="Times New Roman"/>
-                <w:b/>
-                <w:sz w:val="24"/>
-                <w:szCs w:val="24"/>
-                <w:lang w:val="kk-KZ"/>
-              </w:rPr>
-              <w:t xml:space="preserve">Рефлексия                                          </w:t>
+              <w:t>VIII. Рефлексия                                             ({time7} мин.)</w:t>
             </w:r>
             <w:proofErr w:type="gramStart"/>
-            <w:r>
-              <w:rPr>
-                <w:rFonts w:ascii="Times New Roman" w:hAnsi="Times New Roman" w:cs="Times New Roman"/>
-                <w:b/>
-                <w:sz w:val="24"/>
-                <w:szCs w:val="24"/>
-                <w:lang w:val="kk-KZ"/>
-              </w:rPr>
-              <w:t xml:space="preserve">   </w:t>
-            </w:r>
-            <w:r>
-              <w:rPr>
-                <w:rFonts w:ascii="Times New Roman" w:hAnsi="Times New Roman" w:cs="Times New Roman"/>
-                <w:b/>
-                <w:sz w:val="24"/>
-                <w:szCs w:val="24"/>
-              </w:rPr>
-              <w:t>(</w:t>
-            </w:r>
             <w:proofErr w:type="gramEnd"/>
-            <w:r>
-              <w:rPr>
-                <w:rFonts w:ascii="Times New Roman" w:hAnsi="Times New Roman" w:cs="Times New Roman"/>
-                <w:b/>
-                <w:sz w:val="24"/>
-                <w:szCs w:val="24"/>
-              </w:rPr>
-              <w:t>3 мин.</w:t>
-            </w:r>
-            <w:r>
-              <w:rPr>
-                <w:rFonts w:ascii="Times New Roman" w:hAnsi="Times New Roman" w:cs="Times New Roman"/>
-                <w:b/>
-                <w:sz w:val="24"/>
-                <w:szCs w:val="24"/>
-              </w:rPr>
-              <w:t>)</w:t>
-            </w:r>
           </w:p>
         </w:tc>
         <w:tc>
@@ -4527,16 +4057,7 @@
                 <w:szCs w:val="24"/>
                 <w:lang w:val="ru-KZ" w:eastAsia="ru-KZ"/>
               </w:rPr>
-              <w:t>1. Актуализация знаний</w:t>
-            </w:r>
-            <w:r>
-              <w:rPr>
-                <w:rFonts w:ascii="Times New Roman" w:eastAsia="Times New Roman" w:hAnsi="Times New Roman" w:cs="Times New Roman"/>
-                <w:sz w:val="24"/>
-                <w:szCs w:val="24"/>
-                <w:lang w:val="ru-KZ" w:eastAsia="ru-KZ"/>
-              </w:rPr>
-              <w:br/>
+              <w:t>{task_name}</w:t>
             </w:r>
           </w:p>
         </w:tc>
@@ -4563,7 +4084,7 @@
                 <w:szCs w:val="24"/>
                 <w:lang w:val="ru-KZ" w:eastAsia="ru-KZ"/>
               </w:rPr>
-              <w:t>Знание</w:t>
+              <w:t>{bloom_level}</w:t>
             </w:r>
           </w:p>
         </w:tc>
@@ -4583,6 +4104,9 @@
                 <w:lang w:val="ru-KZ" w:eastAsia="ru-KZ"/>
               </w:rPr>
             </w:pPr>
+            <w:r>
+              <w:t>{assessment_criterion}</w:t>
+            </w:r>
           </w:p>
         </w:tc>
         <w:tc>
@@ -4608,7 +4132,7 @@
                 <w:szCs w:val="24"/>
                 <w:lang w:val="ru-KZ" w:eastAsia="ru-KZ"/>
               </w:rPr>
-              <w:br/>
+              <w:t>{descriptors}</w:t>
             </w:r>
           </w:p>
         </w:tc>
@@ -4635,708 +4159,7 @@
                 <w:szCs w:val="24"/>
                 <w:lang w:val="ru-KZ" w:eastAsia="ru-KZ"/>
               </w:rPr>
-              <w:t>10</w:t>
-            </w:r>
-          </w:p>
-        </w:tc>
-      </w:tr>
-      <w:tr>
-        <w:trPr>
-          <w:tblCellSpacing w:w="15" w:type="dxa"/>
-        </w:trPr>
-        <w:tc>
-          <w:tcPr>
-            <w:tcW w:w="0" w:type="auto"/>
-            <w:vAlign w:val="center"/>
-            <w:hideMark/>
-          </w:tcPr>
-          <w:p>
-            <w:pPr>
-              <w:spacing w:after="0" w:line="240" w:lineRule="auto"/>
-              <w:rPr>
-                <w:rFonts w:ascii="Times New Roman" w:eastAsia="Times New Roman" w:hAnsi="Times New Roman" w:cs="Times New Roman"/>
-                <w:sz w:val="24"/>
-                <w:szCs w:val="24"/>
-                <w:lang w:val="ru-KZ" w:eastAsia="ru-KZ"/>
-              </w:rPr>
-            </w:pPr>
-            <w:r>
-              <w:rPr>
-                <w:rFonts w:ascii="Times New Roman" w:eastAsia="Times New Roman" w:hAnsi="Times New Roman" w:cs="Times New Roman"/>
-                <w:b/>
-                <w:bCs/>
-                <w:sz w:val="24"/>
-                <w:szCs w:val="24"/>
-                <w:lang w:val="ru-KZ" w:eastAsia="ru-KZ"/>
-              </w:rPr>
-              <w:t>2. Работа с ситуацией</w:t>
-            </w:r>
-            <w:r>
-              <w:rPr>
-                <w:rFonts w:ascii="Times New Roman" w:eastAsia="Times New Roman" w:hAnsi="Times New Roman" w:cs="Times New Roman"/>
-                <w:sz w:val="24"/>
-                <w:szCs w:val="24"/>
-                <w:lang w:val="ru-KZ" w:eastAsia="ru-KZ"/>
-              </w:rPr>
-              <w:br/>
-            </w:r>
-          </w:p>
-        </w:tc>
-        <w:tc>
-          <w:tcPr>
-            <w:tcW w:w="0" w:type="auto"/>
-            <w:vAlign w:val="center"/>
-            <w:hideMark/>
-          </w:tcPr>
-          <w:p>
-            <w:pPr>
-              <w:spacing w:after="0" w:line="240" w:lineRule="auto"/>
-              <w:rPr>
-                <w:rFonts w:ascii="Times New Roman" w:eastAsia="Times New Roman" w:hAnsi="Times New Roman" w:cs="Times New Roman"/>
-                <w:sz w:val="24"/>
-                <w:szCs w:val="24"/>
-                <w:lang w:val="ru-KZ" w:eastAsia="ru-KZ"/>
-              </w:rPr>
-            </w:pPr>
-            <w:r>
-              <w:rPr>
-                <w:rFonts w:ascii="Times New Roman" w:eastAsia="Times New Roman" w:hAnsi="Times New Roman" w:cs="Times New Roman"/>
-                <w:sz w:val="24"/>
-                <w:szCs w:val="24"/>
-                <w:lang w:val="ru-KZ" w:eastAsia="ru-KZ"/>
-              </w:rPr>
-              <w:t>Понимание</w:t>
-            </w:r>
-          </w:p>
-        </w:tc>
-        <w:tc>
-          <w:tcPr>
-            <w:tcW w:w="0" w:type="auto"/>
-            <w:vAlign w:val="center"/>
-            <w:hideMark/>
-          </w:tcPr>
-          <w:p>
-            <w:pPr>
-              <w:spacing w:after="0" w:line="240" w:lineRule="auto"/>
-              <w:rPr>
-                <w:rFonts w:ascii="Times New Roman" w:eastAsia="Times New Roman" w:hAnsi="Times New Roman" w:cs="Times New Roman"/>
-                <w:sz w:val="24"/>
-                <w:szCs w:val="24"/>
-                <w:lang w:val="ru-KZ" w:eastAsia="ru-KZ"/>
-              </w:rPr>
-            </w:pPr>
-          </w:p>
-        </w:tc>
-        <w:tc>
-          <w:tcPr>
-            <w:tcW w:w="0" w:type="auto"/>
-            <w:vAlign w:val="center"/>
-            <w:hideMark/>
-          </w:tcPr>
-          <w:p>
-            <w:pPr>
-              <w:spacing w:after="0" w:line="240" w:lineRule="auto"/>
-              <w:rPr>
-                <w:rFonts w:ascii="Times New Roman" w:eastAsia="Times New Roman" w:hAnsi="Times New Roman" w:cs="Times New Roman"/>
-                <w:sz w:val="24"/>
-                <w:szCs w:val="24"/>
-                <w:lang w:val="ru-KZ" w:eastAsia="ru-KZ"/>
-              </w:rPr>
-            </w:pPr>
-            <w:r>
-              <w:rPr>
-                <w:rFonts w:ascii="Times New Roman" w:eastAsia="Times New Roman" w:hAnsi="Times New Roman" w:cs="Times New Roman"/>
-                <w:sz w:val="24"/>
-                <w:szCs w:val="24"/>
-                <w:lang w:val="ru-KZ" w:eastAsia="ru-KZ"/>
-              </w:rPr>
-              <w:br/>
-            </w:r>
-          </w:p>
-        </w:tc>
-        <w:tc>
-          <w:tcPr>
-            <w:tcW w:w="0" w:type="auto"/>
-            <w:vAlign w:val="center"/>
-            <w:hideMark/>
-          </w:tcPr>
-          <w:p>
-            <w:pPr>
-              <w:spacing w:after="0" w:line="240" w:lineRule="auto"/>
-              <w:rPr>
-                <w:rFonts w:ascii="Times New Roman" w:eastAsia="Times New Roman" w:hAnsi="Times New Roman" w:cs="Times New Roman"/>
-                <w:sz w:val="24"/>
-                <w:szCs w:val="24"/>
-                <w:lang w:val="ru-KZ" w:eastAsia="ru-KZ"/>
-              </w:rPr>
-            </w:pPr>
-            <w:r>
-              <w:rPr>
-                <w:rFonts w:ascii="Times New Roman" w:eastAsia="Times New Roman" w:hAnsi="Times New Roman" w:cs="Times New Roman"/>
-                <w:sz w:val="24"/>
-                <w:szCs w:val="24"/>
-                <w:lang w:val="ru-KZ" w:eastAsia="ru-KZ"/>
-              </w:rPr>
-              <w:t>20</w:t>
-            </w:r>
-          </w:p>
-        </w:tc>
-      </w:tr>
-      <w:tr>
-        <w:trPr>
-          <w:tblCellSpacing w:w="15" w:type="dxa"/>
-        </w:trPr>
-        <w:tc>
-          <w:tcPr>
-            <w:tcW w:w="0" w:type="auto"/>
-            <w:vAlign w:val="center"/>
-            <w:hideMark/>
-          </w:tcPr>
-          <w:p>
-            <w:pPr>
-              <w:spacing w:after="0" w:line="240" w:lineRule="auto"/>
-              <w:rPr>
-                <w:rFonts w:ascii="Times New Roman" w:eastAsia="Times New Roman" w:hAnsi="Times New Roman" w:cs="Times New Roman"/>
-                <w:sz w:val="24"/>
-                <w:szCs w:val="24"/>
-                <w:lang w:val="ru-KZ" w:eastAsia="ru-KZ"/>
-              </w:rPr>
-            </w:pPr>
-            <w:r>
-              <w:rPr>
-                <w:rFonts w:ascii="Times New Roman" w:eastAsia="Times New Roman" w:hAnsi="Times New Roman" w:cs="Times New Roman"/>
-                <w:b/>
-                <w:bCs/>
-                <w:sz w:val="24"/>
-                <w:szCs w:val="24"/>
-                <w:lang w:val="ru-KZ" w:eastAsia="ru-KZ"/>
-              </w:rPr>
-              <w:t>3. Задание по говорению</w:t>
-            </w:r>
-            <w:r>
-              <w:rPr>
-                <w:rFonts w:ascii="Times New Roman" w:eastAsia="Times New Roman" w:hAnsi="Times New Roman" w:cs="Times New Roman"/>
-                <w:sz w:val="24"/>
-                <w:szCs w:val="24"/>
-                <w:lang w:val="ru-KZ" w:eastAsia="ru-KZ"/>
-              </w:rPr>
-              <w:br/>
-            </w:r>
-          </w:p>
-        </w:tc>
-        <w:tc>
-          <w:tcPr>
-            <w:tcW w:w="0" w:type="auto"/>
-            <w:vAlign w:val="center"/>
-            <w:hideMark/>
-          </w:tcPr>
-          <w:p>
-            <w:pPr>
-              <w:spacing w:after="0" w:line="240" w:lineRule="auto"/>
-              <w:rPr>
-                <w:rFonts w:ascii="Times New Roman" w:eastAsia="Times New Roman" w:hAnsi="Times New Roman" w:cs="Times New Roman"/>
-                <w:sz w:val="24"/>
-                <w:szCs w:val="24"/>
-                <w:lang w:val="ru-KZ" w:eastAsia="ru-KZ"/>
-              </w:rPr>
-            </w:pPr>
-            <w:r>
-              <w:rPr>
-                <w:rFonts w:ascii="Times New Roman" w:eastAsia="Times New Roman" w:hAnsi="Times New Roman" w:cs="Times New Roman"/>
-                <w:sz w:val="24"/>
-                <w:szCs w:val="24"/>
-                <w:lang w:val="ru-KZ" w:eastAsia="ru-KZ"/>
-              </w:rPr>
-              <w:t>Применение</w:t>
-            </w:r>
-          </w:p>
-        </w:tc>
-        <w:tc>
-          <w:tcPr>
-            <w:tcW w:w="0" w:type="auto"/>
-            <w:vAlign w:val="center"/>
-            <w:hideMark/>
-          </w:tcPr>
-          <w:p>
-            <w:pPr>
-              <w:spacing w:after="0" w:line="240" w:lineRule="auto"/>
-              <w:rPr>
-                <w:rFonts w:ascii="Times New Roman" w:eastAsia="Times New Roman" w:hAnsi="Times New Roman" w:cs="Times New Roman"/>
-                <w:sz w:val="24"/>
-                <w:szCs w:val="24"/>
-                <w:lang w:val="ru-KZ" w:eastAsia="ru-KZ"/>
-              </w:rPr>
-            </w:pPr>
-          </w:p>
-        </w:tc>
-        <w:tc>
-          <w:tcPr>
-            <w:tcW w:w="0" w:type="auto"/>
-            <w:vAlign w:val="center"/>
-            <w:hideMark/>
-          </w:tcPr>
-          <w:p>
-            <w:pPr>
-              <w:spacing w:after="0" w:line="240" w:lineRule="auto"/>
-              <w:rPr>
-                <w:rFonts w:ascii="Times New Roman" w:eastAsia="Times New Roman" w:hAnsi="Times New Roman" w:cs="Times New Roman"/>
-                <w:sz w:val="24"/>
-                <w:szCs w:val="24"/>
-                <w:lang w:val="ru-KZ" w:eastAsia="ru-KZ"/>
-              </w:rPr>
-            </w:pPr>
-            <w:r>
-              <w:rPr>
-                <w:rFonts w:ascii="Times New Roman" w:eastAsia="Times New Roman" w:hAnsi="Times New Roman" w:cs="Times New Roman"/>
-                <w:sz w:val="24"/>
-                <w:szCs w:val="24"/>
-                <w:lang w:val="ru-KZ" w:eastAsia="ru-KZ"/>
-              </w:rPr>
-              <w:br/>
-            </w:r>
-          </w:p>
-        </w:tc>
-        <w:tc>
-          <w:tcPr>
-            <w:tcW w:w="0" w:type="auto"/>
-            <w:vAlign w:val="center"/>
-            <w:hideMark/>
-          </w:tcPr>
-          <w:p>
-            <w:pPr>
-              <w:spacing w:after="0" w:line="240" w:lineRule="auto"/>
-              <w:rPr>
-                <w:rFonts w:ascii="Times New Roman" w:eastAsia="Times New Roman" w:hAnsi="Times New Roman" w:cs="Times New Roman"/>
-                <w:sz w:val="24"/>
-                <w:szCs w:val="24"/>
-                <w:lang w:val="ru-KZ" w:eastAsia="ru-KZ"/>
-              </w:rPr>
-            </w:pPr>
-            <w:r>
-              <w:rPr>
-                <w:rFonts w:ascii="Times New Roman" w:eastAsia="Times New Roman" w:hAnsi="Times New Roman" w:cs="Times New Roman"/>
-                <w:sz w:val="24"/>
-                <w:szCs w:val="24"/>
-                <w:lang w:val="ru-KZ" w:eastAsia="ru-KZ"/>
-              </w:rPr>
-              <w:t>20</w:t>
-            </w:r>
-          </w:p>
-        </w:tc>
-      </w:tr>
-      <w:tr>
-        <w:trPr>
-          <w:tblCellSpacing w:w="15" w:type="dxa"/>
-        </w:trPr>
-        <w:tc>
-          <w:tcPr>
-            <w:tcW w:w="0" w:type="auto"/>
-            <w:vAlign w:val="center"/>
-            <w:hideMark/>
-          </w:tcPr>
-          <w:p>
-            <w:pPr>
-              <w:spacing w:after="0" w:line="240" w:lineRule="auto"/>
-              <w:rPr>
-                <w:rFonts w:ascii="Times New Roman" w:eastAsia="Times New Roman" w:hAnsi="Times New Roman" w:cs="Times New Roman"/>
-                <w:sz w:val="24"/>
-                <w:szCs w:val="24"/>
-                <w:lang w:val="ru-KZ" w:eastAsia="ru-KZ"/>
-              </w:rPr>
-            </w:pPr>
-            <w:r>
-              <w:rPr>
-                <w:rFonts w:ascii="Times New Roman" w:eastAsia="Times New Roman" w:hAnsi="Times New Roman" w:cs="Times New Roman"/>
-                <w:b/>
-                <w:bCs/>
-                <w:sz w:val="24"/>
-                <w:szCs w:val="24"/>
-                <w:lang w:val="ru-KZ" w:eastAsia="ru-KZ"/>
-              </w:rPr>
-              <w:t>4. Задание по письму</w:t>
-            </w:r>
-            <w:r>
-              <w:rPr>
-                <w:rFonts w:ascii="Times New Roman" w:eastAsia="Times New Roman" w:hAnsi="Times New Roman" w:cs="Times New Roman"/>
-                <w:sz w:val="24"/>
-                <w:szCs w:val="24"/>
-                <w:lang w:val="ru-KZ" w:eastAsia="ru-KZ"/>
-              </w:rPr>
-              <w:br/>
-            </w:r>
-          </w:p>
-        </w:tc>
-        <w:tc>
-          <w:tcPr>
-            <w:tcW w:w="0" w:type="auto"/>
-            <w:vAlign w:val="center"/>
-            <w:hideMark/>
-          </w:tcPr>
-          <w:p>
-            <w:pPr>
-              <w:spacing w:after="0" w:line="240" w:lineRule="auto"/>
-              <w:rPr>
-                <w:rFonts w:ascii="Times New Roman" w:eastAsia="Times New Roman" w:hAnsi="Times New Roman" w:cs="Times New Roman"/>
-                <w:sz w:val="24"/>
-                <w:szCs w:val="24"/>
-                <w:lang w:val="ru-KZ" w:eastAsia="ru-KZ"/>
-              </w:rPr>
-            </w:pPr>
-            <w:r>
-              <w:rPr>
-                <w:rFonts w:ascii="Times New Roman" w:eastAsia="Times New Roman" w:hAnsi="Times New Roman" w:cs="Times New Roman"/>
-                <w:sz w:val="24"/>
-                <w:szCs w:val="24"/>
-                <w:lang w:val="ru-KZ" w:eastAsia="ru-KZ"/>
-              </w:rPr>
-              <w:t>Анализ</w:t>
-            </w:r>
-          </w:p>
-        </w:tc>
-        <w:tc>
-          <w:tcPr>
-            <w:tcW w:w="0" w:type="auto"/>
-            <w:vAlign w:val="center"/>
-            <w:hideMark/>
-          </w:tcPr>
-          <w:p>
-            <w:pPr>
-              <w:spacing w:after="0" w:line="240" w:lineRule="auto"/>
-              <w:rPr>
-                <w:rFonts w:ascii="Times New Roman" w:eastAsia="Times New Roman" w:hAnsi="Times New Roman" w:cs="Times New Roman"/>
-                <w:sz w:val="24"/>
-                <w:szCs w:val="24"/>
-                <w:lang w:val="ru-KZ" w:eastAsia="ru-KZ"/>
-              </w:rPr>
-            </w:pPr>
-          </w:p>
-        </w:tc>
-        <w:tc>
-          <w:tcPr>
-            <w:tcW w:w="0" w:type="auto"/>
-            <w:vAlign w:val="center"/>
-            <w:hideMark/>
-          </w:tcPr>
-          <w:p>
-            <w:pPr>
-              <w:spacing w:after="0" w:line="240" w:lineRule="auto"/>
-              <w:rPr>
-                <w:rFonts w:ascii="Times New Roman" w:eastAsia="Times New Roman" w:hAnsi="Times New Roman" w:cs="Times New Roman"/>
-                <w:sz w:val="24"/>
-                <w:szCs w:val="24"/>
-                <w:lang w:val="ru-KZ" w:eastAsia="ru-KZ"/>
-              </w:rPr>
-            </w:pPr>
-            <w:r>
-              <w:rPr>
-                <w:rFonts w:ascii="Times New Roman" w:eastAsia="Times New Roman" w:hAnsi="Times New Roman" w:cs="Times New Roman"/>
-                <w:sz w:val="24"/>
-                <w:szCs w:val="24"/>
-                <w:lang w:val="ru-KZ" w:eastAsia="ru-KZ"/>
-              </w:rPr>
-              <w:br/>
-            </w:r>
-          </w:p>
-        </w:tc>
-        <w:tc>
-          <w:tcPr>
-            <w:tcW w:w="0" w:type="auto"/>
-            <w:vAlign w:val="center"/>
-            <w:hideMark/>
-          </w:tcPr>
-          <w:p>
-            <w:pPr>
-              <w:spacing w:after="0" w:line="240" w:lineRule="auto"/>
-              <w:rPr>
-                <w:rFonts w:ascii="Times New Roman" w:eastAsia="Times New Roman" w:hAnsi="Times New Roman" w:cs="Times New Roman"/>
-                <w:sz w:val="24"/>
-                <w:szCs w:val="24"/>
-                <w:lang w:val="ru-KZ" w:eastAsia="ru-KZ"/>
-              </w:rPr>
-            </w:pPr>
-            <w:r>
-              <w:rPr>
-                <w:rFonts w:ascii="Times New Roman" w:eastAsia="Times New Roman" w:hAnsi="Times New Roman" w:cs="Times New Roman"/>
-                <w:sz w:val="24"/>
-                <w:szCs w:val="24"/>
-                <w:lang w:val="ru-KZ" w:eastAsia="ru-KZ"/>
-              </w:rPr>
-              <w:t>20</w:t>
-            </w:r>
-          </w:p>
-        </w:tc>
-      </w:tr>
-      <w:tr>
-        <w:trPr>
-          <w:tblCellSpacing w:w="15" w:type="dxa"/>
-        </w:trPr>
-        <w:tc>
-          <w:tcPr>
-            <w:tcW w:w="0" w:type="auto"/>
-            <w:vAlign w:val="center"/>
-            <w:hideMark/>
-          </w:tcPr>
-          <w:p>
-            <w:pPr>
-              <w:spacing w:after="0" w:line="240" w:lineRule="auto"/>
-              <w:rPr>
-                <w:rFonts w:ascii="Times New Roman" w:eastAsia="Times New Roman" w:hAnsi="Times New Roman" w:cs="Times New Roman"/>
-                <w:sz w:val="24"/>
-                <w:szCs w:val="24"/>
-                <w:lang w:val="ru-KZ" w:eastAsia="ru-KZ"/>
-              </w:rPr>
-            </w:pPr>
-            <w:r>
-              <w:rPr>
-                <w:rFonts w:ascii="Times New Roman" w:eastAsia="Times New Roman" w:hAnsi="Times New Roman" w:cs="Times New Roman"/>
-                <w:b/>
-                <w:bCs/>
-                <w:sz w:val="24"/>
-                <w:szCs w:val="24"/>
-                <w:lang w:val="ru-KZ" w:eastAsia="ru-KZ"/>
-              </w:rPr>
-              <w:t>5. Практический раздел</w:t>
-            </w:r>
-            <w:r>
-              <w:rPr>
-                <w:rFonts w:ascii="Times New Roman" w:eastAsia="Times New Roman" w:hAnsi="Times New Roman" w:cs="Times New Roman"/>
-                <w:sz w:val="24"/>
-                <w:szCs w:val="24"/>
-                <w:lang w:val="ru-KZ" w:eastAsia="ru-KZ"/>
-              </w:rPr>
-              <w:br/>
-            </w:r>
-          </w:p>
-        </w:tc>
-        <w:tc>
-          <w:tcPr>
-            <w:tcW w:w="0" w:type="auto"/>
-            <w:vAlign w:val="center"/>
-            <w:hideMark/>
-          </w:tcPr>
-          <w:p>
-            <w:pPr>
-              <w:spacing w:after="0" w:line="240" w:lineRule="auto"/>
-              <w:rPr>
-                <w:rFonts w:ascii="Times New Roman" w:eastAsia="Times New Roman" w:hAnsi="Times New Roman" w:cs="Times New Roman"/>
-                <w:sz w:val="24"/>
-                <w:szCs w:val="24"/>
-                <w:lang w:val="ru-KZ" w:eastAsia="ru-KZ"/>
-              </w:rPr>
-            </w:pPr>
-            <w:r>
-              <w:rPr>
-                <w:rFonts w:ascii="Times New Roman" w:eastAsia="Times New Roman" w:hAnsi="Times New Roman" w:cs="Times New Roman"/>
-                <w:sz w:val="24"/>
-                <w:szCs w:val="24"/>
-                <w:lang w:val="ru-KZ" w:eastAsia="ru-KZ"/>
-              </w:rPr>
-              <w:t>Синтез</w:t>
-            </w:r>
-          </w:p>
-        </w:tc>
-        <w:tc>
-          <w:tcPr>
-            <w:tcW w:w="0" w:type="auto"/>
-            <w:vAlign w:val="center"/>
-            <w:hideMark/>
-          </w:tcPr>
-          <w:p>
-            <w:pPr>
-              <w:spacing w:after="0" w:line="240" w:lineRule="auto"/>
-              <w:rPr>
-                <w:rFonts w:ascii="Times New Roman" w:eastAsia="Times New Roman" w:hAnsi="Times New Roman" w:cs="Times New Roman"/>
-                <w:sz w:val="24"/>
-                <w:szCs w:val="24"/>
-                <w:lang w:val="ru-KZ" w:eastAsia="ru-KZ"/>
-              </w:rPr>
-            </w:pPr>
-          </w:p>
-        </w:tc>
-        <w:tc>
-          <w:tcPr>
-            <w:tcW w:w="0" w:type="auto"/>
-            <w:vAlign w:val="center"/>
-            <w:hideMark/>
-          </w:tcPr>
-          <w:p>
-            <w:pPr>
-              <w:spacing w:after="0" w:line="240" w:lineRule="auto"/>
-              <w:rPr>
-                <w:rFonts w:ascii="Times New Roman" w:eastAsia="Times New Roman" w:hAnsi="Times New Roman" w:cs="Times New Roman"/>
-                <w:sz w:val="24"/>
-                <w:szCs w:val="24"/>
-                <w:lang w:val="ru-KZ" w:eastAsia="ru-KZ"/>
-              </w:rPr>
-            </w:pPr>
-            <w:r>
-              <w:rPr>
-                <w:rFonts w:ascii="Times New Roman" w:eastAsia="Times New Roman" w:hAnsi="Times New Roman" w:cs="Times New Roman"/>
-                <w:sz w:val="24"/>
-                <w:szCs w:val="24"/>
-                <w:lang w:val="ru-KZ" w:eastAsia="ru-KZ"/>
-              </w:rPr>
-              <w:br/>
-            </w:r>
-          </w:p>
-        </w:tc>
-        <w:tc>
-          <w:tcPr>
-            <w:tcW w:w="0" w:type="auto"/>
-            <w:vAlign w:val="center"/>
-            <w:hideMark/>
-          </w:tcPr>
-          <w:p>
-            <w:pPr>
-              <w:spacing w:after="0" w:line="240" w:lineRule="auto"/>
-              <w:rPr>
-                <w:rFonts w:ascii="Times New Roman" w:eastAsia="Times New Roman" w:hAnsi="Times New Roman" w:cs="Times New Roman"/>
-                <w:sz w:val="24"/>
-                <w:szCs w:val="24"/>
-                <w:lang w:val="ru-KZ" w:eastAsia="ru-KZ"/>
-              </w:rPr>
-            </w:pPr>
-            <w:r>
-              <w:rPr>
-                <w:rFonts w:ascii="Times New Roman" w:eastAsia="Times New Roman" w:hAnsi="Times New Roman" w:cs="Times New Roman"/>
-                <w:sz w:val="24"/>
-                <w:szCs w:val="24"/>
-                <w:lang w:val="ru-KZ" w:eastAsia="ru-KZ"/>
-              </w:rPr>
-              <w:t>10</w:t>
-            </w:r>
-          </w:p>
-        </w:tc>
-      </w:tr>
-      <w:tr>
-        <w:trPr>
-          <w:tblCellSpacing w:w="15" w:type="dxa"/>
-        </w:trPr>
-        <w:tc>
-          <w:tcPr>
-            <w:tcW w:w="0" w:type="auto"/>
-            <w:vAlign w:val="center"/>
-            <w:hideMark/>
-          </w:tcPr>
-          <w:p>
-            <w:pPr>
-              <w:spacing w:after="0" w:line="240" w:lineRule="auto"/>
-              <w:rPr>
-                <w:rFonts w:ascii="Times New Roman" w:eastAsia="Times New Roman" w:hAnsi="Times New Roman" w:cs="Times New Roman"/>
-                <w:sz w:val="24"/>
-                <w:szCs w:val="24"/>
-                <w:lang w:val="ru-KZ" w:eastAsia="ru-KZ"/>
-              </w:rPr>
-            </w:pPr>
-            <w:r>
-              <w:rPr>
-                <w:rFonts w:ascii="Times New Roman" w:eastAsia="Times New Roman" w:hAnsi="Times New Roman" w:cs="Times New Roman"/>
-                <w:b/>
-                <w:bCs/>
-                <w:sz w:val="24"/>
-                <w:szCs w:val="24"/>
-                <w:lang w:val="ru-KZ" w:eastAsia="ru-KZ"/>
-              </w:rPr>
-              <w:t>6. Рефлексия</w:t>
-            </w:r>
-          </w:p>
-        </w:tc>
-        <w:tc>
-          <w:tcPr>
-            <w:tcW w:w="0" w:type="auto"/>
-            <w:vAlign w:val="center"/>
-            <w:hideMark/>
-          </w:tcPr>
-          <w:p>
-            <w:pPr>
-              <w:spacing w:after="0" w:line="240" w:lineRule="auto"/>
-              <w:rPr>
-                <w:rFonts w:ascii="Times New Roman" w:eastAsia="Times New Roman" w:hAnsi="Times New Roman" w:cs="Times New Roman"/>
-                <w:sz w:val="24"/>
-                <w:szCs w:val="24"/>
-                <w:lang w:val="ru-KZ" w:eastAsia="ru-KZ"/>
-              </w:rPr>
-            </w:pPr>
-            <w:r>
-              <w:rPr>
-                <w:rFonts w:ascii="Times New Roman" w:eastAsia="Times New Roman" w:hAnsi="Times New Roman" w:cs="Times New Roman"/>
-                <w:sz w:val="24"/>
-                <w:szCs w:val="24"/>
-                <w:lang w:val="ru-KZ" w:eastAsia="ru-KZ"/>
-              </w:rPr>
-              <w:t>Оценивание</w:t>
-            </w:r>
-          </w:p>
-        </w:tc>
-        <w:tc>
-          <w:tcPr>
-            <w:tcW w:w="0" w:type="auto"/>
-            <w:vAlign w:val="center"/>
-            <w:hideMark/>
-          </w:tcPr>
-          <w:p>
-            <w:pPr>
-              <w:spacing w:after="0" w:line="240" w:lineRule="auto"/>
-              <w:rPr>
-                <w:rFonts w:ascii="Times New Roman" w:eastAsia="Times New Roman" w:hAnsi="Times New Roman" w:cs="Times New Roman"/>
-                <w:sz w:val="24"/>
-                <w:szCs w:val="24"/>
-                <w:lang w:val="ru-KZ" w:eastAsia="ru-KZ"/>
-              </w:rPr>
-            </w:pPr>
-          </w:p>
-        </w:tc>
-        <w:tc>
-          <w:tcPr>
-            <w:tcW w:w="0" w:type="auto"/>
-            <w:vAlign w:val="center"/>
-            <w:hideMark/>
-          </w:tcPr>
-          <w:p>
-            <w:pPr>
-              <w:spacing w:after="0" w:line="240" w:lineRule="auto"/>
-              <w:rPr>
-                <w:rFonts w:ascii="Times New Roman" w:eastAsia="Times New Roman" w:hAnsi="Times New Roman" w:cs="Times New Roman"/>
-                <w:sz w:val="24"/>
-                <w:szCs w:val="24"/>
-                <w:lang w:val="ru-KZ" w:eastAsia="ru-KZ"/>
-              </w:rPr>
-            </w:pPr>
-            <w:r>
-              <w:rPr>
-                <w:rFonts w:ascii="Times New Roman" w:eastAsia="Times New Roman" w:hAnsi="Times New Roman" w:cs="Times New Roman"/>
-                <w:sz w:val="24"/>
-                <w:szCs w:val="24"/>
-                <w:lang w:val="ru-KZ" w:eastAsia="ru-KZ"/>
-              </w:rPr>
-              <w:br/>
-            </w:r>
-          </w:p>
-        </w:tc>
-        <w:tc>
-          <w:tcPr>
-            <w:tcW w:w="0" w:type="auto"/>
-            <w:vAlign w:val="center"/>
-            <w:hideMark/>
-          </w:tcPr>
-          <w:p>
-            <w:pPr>
-              <w:spacing w:after="0" w:line="240" w:lineRule="auto"/>
-              <w:rPr>
-                <w:rFonts w:ascii="Times New Roman" w:eastAsia="Times New Roman" w:hAnsi="Times New Roman" w:cs="Times New Roman"/>
-                <w:sz w:val="24"/>
-                <w:szCs w:val="24"/>
-                <w:lang w:eastAsia="ru-KZ"/>
-              </w:rPr>
-            </w:pPr>
-            <w:r>
-              <w:rPr>
-                <w:rFonts w:ascii="Times New Roman" w:eastAsia="Times New Roman" w:hAnsi="Times New Roman" w:cs="Times New Roman"/>
-                <w:sz w:val="24"/>
-                <w:szCs w:val="24"/>
-                <w:lang w:eastAsia="ru-KZ"/>
-              </w:rPr>
-              <w:t>20</w:t>
+              <w:t>{points}</w:t>
             </w:r>
           </w:p>
         </w:tc>
